--- a/RESPUESTAS ACTIVIDAD 1.docx
+++ b/RESPUESTAS ACTIVIDAD 1.docx
@@ -18,7 +18,7 @@
           <w:b/>
           <w:bCs/>
         </w:rPr>
-        <w:t>Presentado por: Laura del Mar Toro y Faisury Bernal</w:t>
+        <w:t xml:space="preserve">Presentado por: Laura del Mar Toro </w:t>
       </w:r>
     </w:p>
     <w:p>
@@ -58,21 +58,7 @@
         <w:rPr>
           <w:rFonts w:ascii="Times New Roman" w:hAnsi="Times New Roman" w:cs="Times New Roman"/>
         </w:rPr>
-        <w:t xml:space="preserve">Tener el archivo CSV en un volumen permite leerlo directamente, pero no crea una tabla persistente, para que un notebook pueda consultarla como una tabla primero se debe leer el archivo mediante </w:t>
-      </w:r>
-      <w:proofErr w:type="spellStart"/>
-      <w:r>
-        <w:rPr>
-          <w:rFonts w:ascii="Times New Roman" w:hAnsi="Times New Roman" w:cs="Times New Roman"/>
-        </w:rPr>
-        <w:t>spark</w:t>
-      </w:r>
-      <w:proofErr w:type="spellEnd"/>
-      <w:r>
-        <w:rPr>
-          <w:rFonts w:ascii="Times New Roman" w:hAnsi="Times New Roman" w:cs="Times New Roman"/>
-        </w:rPr>
-        <w:t>. Read.csv, luego guardarlo explícitamente como una tabla en el catálogo y el esquema correspondiente utilizando comandos como nombre de tabla o mediante una instrucción SQL</w:t>
+        <w:t>Tener el archivo CSV en un volumen permite leerlo directamente, pero no crea una tabla persistente, para que un notebook pueda consultarla como una tabla primero se debe leer el archivo mediante spark. Read.csv, luego guardarlo explícitamente como una tabla en el catálogo y el esquema correspondiente utilizando comandos como nombre de tabla o mediante una instrucción SQL</w:t>
       </w:r>
     </w:p>
     <w:p>
@@ -110,21 +96,7 @@
         <w:rPr>
           <w:rFonts w:ascii="Times New Roman" w:hAnsi="Times New Roman" w:cs="Times New Roman"/>
         </w:rPr>
-        <w:t xml:space="preserve">Se debe verificar la diversidad de la llave en la tabla con la que se está haciendo el cruce (por ejemplo, comprobando si existen registros duplicados en la dimensión con un filtro de conteo mayor a 1), se debe validar la cardinalidad de la unión usando un </w:t>
-      </w:r>
-      <w:proofErr w:type="spellStart"/>
-      <w:r>
-        <w:rPr>
-          <w:rFonts w:ascii="Times New Roman" w:hAnsi="Times New Roman" w:cs="Times New Roman"/>
-        </w:rPr>
-        <w:t>left_anti</w:t>
-      </w:r>
-      <w:proofErr w:type="spellEnd"/>
-      <w:r>
-        <w:rPr>
-          <w:rFonts w:ascii="Times New Roman" w:hAnsi="Times New Roman" w:cs="Times New Roman"/>
-        </w:rPr>
-        <w:t xml:space="preserve"> o conteos previos y posteriores para identificar qué registros están multiplicando las filas.</w:t>
+        <w:t>Se debe verificar la diversidad de la llave en la tabla con la que se está haciendo el cruce (por ejemplo, comprobando si existen registros duplicados en la dimensión con un filtro de conteo mayor a 1), se debe validar la cardinalidad de la unión usando un left_anti o conteos previos y posteriores para identificar qué registros están multiplicando las filas.</w:t>
       </w:r>
     </w:p>
     <w:p>
@@ -162,21 +134,7 @@
         <w:rPr>
           <w:rFonts w:ascii="Times New Roman" w:hAnsi="Times New Roman" w:cs="Times New Roman"/>
         </w:rPr>
-        <w:t xml:space="preserve">No Spark se limita a construir o actualizar el plan lógico de ejecución, ya que los datos no se calculan ni se procesan físicamente hasta que se ejecuta una acción como </w:t>
-      </w:r>
-      <w:proofErr w:type="spellStart"/>
-      <w:r>
-        <w:rPr>
-          <w:rFonts w:ascii="Times New Roman" w:hAnsi="Times New Roman" w:cs="Times New Roman"/>
-        </w:rPr>
-        <w:t>display</w:t>
-      </w:r>
-      <w:proofErr w:type="spellEnd"/>
-      <w:r>
-        <w:rPr>
-          <w:rFonts w:ascii="Times New Roman" w:hAnsi="Times New Roman" w:cs="Times New Roman"/>
-        </w:rPr>
-        <w:t>.</w:t>
+        <w:t>No Spark se limita a construir o actualizar el plan lógico de ejecución, ya que los datos no se calculan ni se procesan físicamente hasta que se ejecuta una acción como display.</w:t>
       </w:r>
     </w:p>
     <w:p>
@@ -208,25 +166,7 @@
           <w:b/>
           <w:bCs/>
         </w:rPr>
-        <w:t xml:space="preserve">Si una persona tiene SELECT sobre una tabla, ¿qué </w:t>
-      </w:r>
-      <w:proofErr w:type="gramStart"/>
-      <w:r>
-        <w:rPr>
-          <w:rFonts w:ascii="Times New Roman" w:hAnsi="Times New Roman" w:cs="Times New Roman"/>
-          <w:b/>
-          <w:bCs/>
-        </w:rPr>
-        <w:t>otros permisos de uso necesita</w:t>
-      </w:r>
-      <w:proofErr w:type="gramEnd"/>
-      <w:r>
-        <w:rPr>
-          <w:rFonts w:ascii="Times New Roman" w:hAnsi="Times New Roman" w:cs="Times New Roman"/>
-          <w:b/>
-          <w:bCs/>
-        </w:rPr>
-        <w:t xml:space="preserve">? </w:t>
+        <w:t xml:space="preserve">Si una persona tiene SELECT sobre una tabla, ¿qué otros permisos de uso necesita? </w:t>
       </w:r>
       <w:r>
         <w:rPr>
@@ -355,32 +295,14 @@
           <w:b/>
           <w:bCs/>
         </w:rPr>
-        <w:t xml:space="preserve">Si repetimos un </w:t>
-      </w:r>
-      <w:proofErr w:type="spellStart"/>
+        <w:t>Si repetimos un append con el mismo archivo, ¿qué puede pasar con las ventas?</w:t>
+      </w:r>
       <w:r>
         <w:rPr>
           <w:rFonts w:ascii="Times New Roman" w:hAnsi="Times New Roman" w:cs="Times New Roman"/>
           <w:b/>
           <w:bCs/>
         </w:rPr>
-        <w:t>append</w:t>
-      </w:r>
-      <w:proofErr w:type="spellEnd"/>
-      <w:r>
-        <w:rPr>
-          <w:rFonts w:ascii="Times New Roman" w:hAnsi="Times New Roman" w:cs="Times New Roman"/>
-          <w:b/>
-          <w:bCs/>
-        </w:rPr>
-        <w:t xml:space="preserve"> con el mismo archivo, ¿qué puede pasar con las ventas?</w:t>
-      </w:r>
-      <w:r>
-        <w:rPr>
-          <w:rFonts w:ascii="Times New Roman" w:hAnsi="Times New Roman" w:cs="Times New Roman"/>
-          <w:b/>
-          <w:bCs/>
-        </w:rPr>
         <w:t>:</w:t>
       </w:r>
       <w:r>
@@ -393,21 +315,7 @@
         <w:rPr>
           <w:rFonts w:ascii="Times New Roman" w:hAnsi="Times New Roman" w:cs="Times New Roman"/>
         </w:rPr>
-        <w:t xml:space="preserve">Dado que la operación de tipo </w:t>
-      </w:r>
-      <w:proofErr w:type="spellStart"/>
-      <w:r>
-        <w:rPr>
-          <w:rFonts w:ascii="Times New Roman" w:hAnsi="Times New Roman" w:cs="Times New Roman"/>
-        </w:rPr>
-        <w:t>append</w:t>
-      </w:r>
-      <w:proofErr w:type="spellEnd"/>
-      <w:r>
-        <w:rPr>
-          <w:rFonts w:ascii="Times New Roman" w:hAnsi="Times New Roman" w:cs="Times New Roman"/>
-        </w:rPr>
-        <w:t xml:space="preserve"> añade registros al final de la tabla sin verificar restricciones de unicidad ni duplicados, volver a ejecutar la carga con el mismo </w:t>
+        <w:t xml:space="preserve">Dado que la operación de tipo append añade registros al final de la tabla sin verificar restricciones de unicidad ni duplicados, volver a ejecutar la carga con el mismo </w:t>
       </w:r>
       <w:r>
         <w:rPr>
